--- a/labs/lab5-competitors/ЛР5_Конкуренты_DiagramCode.docx
+++ b/labs/lab5-competitors/ЛР5_Конкуренты_DiagramCode.docx
@@ -2261,6 +2261,627 @@
           <w:p>
             <w:r>
               <w:t xml:space="preserve">Не удалось определить точные тарифы MermaidChart (сайт не давал полного доступа к прайсингу без регистрации)</w:t>
+            </w:r>
+          </w:p>
+        </w:tc>
+        <w:tc>
+          <w:tcPr>
+            <w:tcW w:type="dxa" w:w="3212"/>
+          </w:tcPr>
+          <w:p>
+            <w:r>
+              <w:t xml:space="preserve">—</w:t>
+            </w:r>
+          </w:p>
+        </w:tc>
+      </w:tr>
+    </w:tbl>
+    <w:p>
+      <w:pPr>
+        <w:spacing w:after="120"/>
+      </w:pPr>
+    </w:p>
+    <w:p>
+      <w:pPr>
+        <w:pStyle w:val="Heading2"/>
+        <w:spacing w:after="100" w:before="200"/>
+      </w:pPr>
+      <w:r>
+        <w:t xml:space="preserve">D2 (d2lang.com) — Близкий конкурент</w:t>
+      </w:r>
+    </w:p>
+    <w:tbl>
+      <w:tblPr>
+        <w:tblW w:type="dxa" w:w="9638"/>
+        <w:tblBorders>
+          <w:top w:val="single" w:color="auto" w:sz="4"/>
+          <w:left w:val="single" w:color="auto" w:sz="4"/>
+          <w:bottom w:val="single" w:color="auto" w:sz="4"/>
+          <w:right w:val="single" w:color="auto" w:sz="4"/>
+          <w:insideH w:val="single" w:color="auto" w:sz="4"/>
+          <w:insideV w:val="single" w:color="auto" w:sz="4"/>
+        </w:tblBorders>
+      </w:tblPr>
+      <w:tblGrid>
+        <w:gridCol w:w="3212"/>
+        <w:gridCol w:w="3212"/>
+        <w:gridCol w:w="3212"/>
+      </w:tblGrid>
+      <w:tr>
+        <w:trPr>
+          <w:tblHeader/>
+        </w:trPr>
+        <w:tc>
+          <w:tcPr>
+            <w:tcW w:type="dxa" w:w="3212"/>
+            <w:shd w:fill="D9D9D9" w:val="clear"/>
+          </w:tcPr>
+          <w:p>
+            <w:r>
+              <w:rPr>
+                <w:b/>
+                <w:bCs/>
+              </w:rPr>
+              <w:t xml:space="preserve">Блок</w:t>
+            </w:r>
+          </w:p>
+        </w:tc>
+        <w:tc>
+          <w:tcPr>
+            <w:tcW w:type="dxa" w:w="3212"/>
+            <w:shd w:fill="D9D9D9" w:val="clear"/>
+          </w:tcPr>
+          <w:p>
+            <w:r>
+              <w:rPr>
+                <w:b/>
+                <w:bCs/>
+              </w:rPr>
+              <w:t xml:space="preserve">Содержание</w:t>
+            </w:r>
+          </w:p>
+        </w:tc>
+        <w:tc>
+          <w:tcPr>
+            <w:tcW w:type="dxa" w:w="3212"/>
+            <w:shd w:fill="D9D9D9" w:val="clear"/>
+          </w:tcPr>
+          <w:p>
+            <w:r>
+              <w:rPr>
+                <w:b/>
+                <w:bCs/>
+              </w:rPr>
+              <w:t xml:space="preserve">Уверенность</w:t>
+            </w:r>
+          </w:p>
+        </w:tc>
+      </w:tr>
+      <w:tr>
+        <w:tc>
+          <w:tcPr>
+            <w:tcW w:type="dxa" w:w="3212"/>
+          </w:tcPr>
+          <w:p>
+            <w:r>
+              <w:t xml:space="preserve">Ценностное предложение</w:t>
+            </w:r>
+          </w:p>
+        </w:tc>
+        <w:tc>
+          <w:tcPr>
+            <w:tcW w:type="dxa" w:w="3212"/>
+          </w:tcPr>
+          <w:p>
+            <w:r>
+              <w:t xml:space="preserve">«A modern language that turns text to diagrams» — декларативный DSL, позиционируется как самый быстрый способ перенести ментальную модель на экран (дословная цитата с d2lang.com, снято 2026-09-23)</w:t>
+            </w:r>
+          </w:p>
+        </w:tc>
+        <w:tc>
+          <w:tcPr>
+            <w:tcW w:type="dxa" w:w="3212"/>
+          </w:tcPr>
+          <w:p>
+            <w:r>
+              <w:t xml:space="preserve">высокая</w:t>
+            </w:r>
+          </w:p>
+        </w:tc>
+      </w:tr>
+      <w:tr>
+        <w:tc>
+          <w:tcPr>
+            <w:tcW w:type="dxa" w:w="3212"/>
+          </w:tcPr>
+          <w:p>
+            <w:r>
+              <w:t xml:space="preserve">Клиентские сегменты</w:t>
+            </w:r>
+          </w:p>
+        </w:tc>
+        <w:tc>
+          <w:tcPr>
+            <w:tcW w:type="dxa" w:w="3212"/>
+          </w:tcPr>
+          <w:p>
+            <w:r>
+              <w:t xml:space="preserve">Разработчики и техписатели — акцент на локальном CLI, VS Code/Vim-интеграции и подходе «модуляризуй диаграммы как код» (imports/variables)</w:t>
+            </w:r>
+          </w:p>
+        </w:tc>
+        <w:tc>
+          <w:tcPr>
+            <w:tcW w:type="dxa" w:w="3212"/>
+          </w:tcPr>
+          <w:p>
+            <w:r>
+              <w:t xml:space="preserve">средняя</w:t>
+            </w:r>
+          </w:p>
+        </w:tc>
+      </w:tr>
+      <w:tr>
+        <w:tc>
+          <w:tcPr>
+            <w:tcW w:type="dxa" w:w="3212"/>
+          </w:tcPr>
+          <w:p>
+            <w:r>
+              <w:t xml:space="preserve">Каналы</w:t>
+            </w:r>
+          </w:p>
+        </w:tc>
+        <w:tc>
+          <w:tcPr>
+            <w:tcW w:type="dxa" w:w="3212"/>
+          </w:tcPr>
+          <w:p>
+            <w:r>
+              <w:t xml:space="preserve">Open-source дистрибуция через Homebrew/Winget, GitHub, Discord-сообщество, playground для быстрого шаринга</w:t>
+            </w:r>
+          </w:p>
+        </w:tc>
+        <w:tc>
+          <w:tcPr>
+            <w:tcW w:type="dxa" w:w="3212"/>
+          </w:tcPr>
+          <w:p>
+            <w:r>
+              <w:t xml:space="preserve">высокая</w:t>
+            </w:r>
+          </w:p>
+        </w:tc>
+      </w:tr>
+      <w:tr>
+        <w:tc>
+          <w:tcPr>
+            <w:tcW w:type="dxa" w:w="3212"/>
+          </w:tcPr>
+          <w:p>
+            <w:r>
+              <w:t xml:space="preserve">Модель доходов</w:t>
+            </w:r>
+          </w:p>
+        </w:tc>
+        <w:tc>
+          <w:tcPr>
+            <w:tcW w:type="dxa" w:w="3212"/>
+          </w:tcPr>
+          <w:p>
+            <w:r>
+              <w:t xml:space="preserve">Отсутствует — независимый open-source проект, «fiscally sponsored by Hack Club» (донаты), не венчурное финансирование</w:t>
+            </w:r>
+          </w:p>
+        </w:tc>
+        <w:tc>
+          <w:tcPr>
+            <w:tcW w:type="dxa" w:w="3212"/>
+          </w:tcPr>
+          <w:p>
+            <w:r>
+              <w:t xml:space="preserve">высокая</w:t>
+            </w:r>
+          </w:p>
+        </w:tc>
+      </w:tr>
+      <w:tr>
+        <w:tc>
+          <w:tcPr>
+            <w:tcW w:type="dxa" w:w="3212"/>
+          </w:tcPr>
+          <w:p>
+            <w:r>
+              <w:t xml:space="preserve">Ключевые ресурсы</w:t>
+            </w:r>
+          </w:p>
+        </w:tc>
+        <w:tc>
+          <w:tcPr>
+            <w:tcW w:type="dxa" w:w="3212"/>
+          </w:tcPr>
+          <w:p>
+            <w:r>
+              <w:t xml:space="preserve">Собственный язык D2, 3 движка компоновки диаграмм, встроенная поддержка UML class/sequence diagrams</w:t>
+            </w:r>
+          </w:p>
+        </w:tc>
+        <w:tc>
+          <w:tcPr>
+            <w:tcW w:type="dxa" w:w="3212"/>
+          </w:tcPr>
+          <w:p>
+            <w:r>
+              <w:t xml:space="preserve">высокая</w:t>
+            </w:r>
+          </w:p>
+        </w:tc>
+      </w:tr>
+      <w:tr>
+        <w:tc>
+          <w:tcPr>
+            <w:tcW w:type="dxa" w:w="3212"/>
+          </w:tcPr>
+          <w:p>
+            <w:r>
+              <w:t xml:space="preserve">Партнёрства/экосистема</w:t>
+            </w:r>
+          </w:p>
+        </w:tc>
+        <w:tc>
+          <w:tcPr>
+            <w:tcW w:type="dxa" w:w="3212"/>
+          </w:tcPr>
+          <w:p>
+            <w:r>
+              <w:t xml:space="preserve">Официальные плагины VS Code и Vim, экспорт в SVG/PNG/PDF/PPTX/GIF/ASCII</w:t>
+            </w:r>
+          </w:p>
+        </w:tc>
+        <w:tc>
+          <w:tcPr>
+            <w:tcW w:type="dxa" w:w="3212"/>
+          </w:tcPr>
+          <w:p>
+            <w:r>
+              <w:t xml:space="preserve">высокая</w:t>
+            </w:r>
+          </w:p>
+        </w:tc>
+      </w:tr>
+      <w:tr>
+        <w:tc>
+          <w:tcPr>
+            <w:tcW w:type="dxa" w:w="3212"/>
+          </w:tcPr>
+          <w:p>
+            <w:r>
+              <w:t xml:space="preserve">Ограничение анализа</w:t>
+            </w:r>
+          </w:p>
+        </w:tc>
+        <w:tc>
+          <w:tcPr>
+            <w:tcW w:type="dxa" w:w="3212"/>
+          </w:tcPr>
+          <w:p>
+            <w:r>
+              <w:t xml:space="preserve">Сайт не публикует число пользователей/загрузок — оценить масштаб аудитории по открытым данным нельзя</w:t>
+            </w:r>
+          </w:p>
+        </w:tc>
+        <w:tc>
+          <w:tcPr>
+            <w:tcW w:type="dxa" w:w="3212"/>
+          </w:tcPr>
+          <w:p>
+            <w:r>
+              <w:t xml:space="preserve">—</w:t>
+            </w:r>
+          </w:p>
+        </w:tc>
+      </w:tr>
+    </w:tbl>
+    <w:p>
+      <w:pPr>
+        <w:spacing w:after="120"/>
+      </w:pPr>
+    </w:p>
+    <w:p>
+      <w:pPr>
+        <w:pStyle w:val="Heading2"/>
+        <w:spacing w:after="100" w:before="200"/>
+      </w:pPr>
+      <w:r>
+        <w:t xml:space="preserve">draw.io / diagrams.net (app.diagrams.net) — Близкий конкурент</w:t>
+      </w:r>
+    </w:p>
+    <w:tbl>
+      <w:tblPr>
+        <w:tblW w:type="dxa" w:w="9638"/>
+        <w:tblBorders>
+          <w:top w:val="single" w:color="auto" w:sz="4"/>
+          <w:left w:val="single" w:color="auto" w:sz="4"/>
+          <w:bottom w:val="single" w:color="auto" w:sz="4"/>
+          <w:right w:val="single" w:color="auto" w:sz="4"/>
+          <w:insideH w:val="single" w:color="auto" w:sz="4"/>
+          <w:insideV w:val="single" w:color="auto" w:sz="4"/>
+        </w:tblBorders>
+      </w:tblPr>
+      <w:tblGrid>
+        <w:gridCol w:w="3212"/>
+        <w:gridCol w:w="3212"/>
+        <w:gridCol w:w="3212"/>
+      </w:tblGrid>
+      <w:tr>
+        <w:trPr>
+          <w:tblHeader/>
+        </w:trPr>
+        <w:tc>
+          <w:tcPr>
+            <w:tcW w:type="dxa" w:w="3212"/>
+            <w:shd w:fill="D9D9D9" w:val="clear"/>
+          </w:tcPr>
+          <w:p>
+            <w:r>
+              <w:rPr>
+                <w:b/>
+                <w:bCs/>
+              </w:rPr>
+              <w:t xml:space="preserve">Блок</w:t>
+            </w:r>
+          </w:p>
+        </w:tc>
+        <w:tc>
+          <w:tcPr>
+            <w:tcW w:type="dxa" w:w="3212"/>
+            <w:shd w:fill="D9D9D9" w:val="clear"/>
+          </w:tcPr>
+          <w:p>
+            <w:r>
+              <w:rPr>
+                <w:b/>
+                <w:bCs/>
+              </w:rPr>
+              <w:t xml:space="preserve">Содержание</w:t>
+            </w:r>
+          </w:p>
+        </w:tc>
+        <w:tc>
+          <w:tcPr>
+            <w:tcW w:type="dxa" w:w="3212"/>
+            <w:shd w:fill="D9D9D9" w:val="clear"/>
+          </w:tcPr>
+          <w:p>
+            <w:r>
+              <w:rPr>
+                <w:b/>
+                <w:bCs/>
+              </w:rPr>
+              <w:t xml:space="preserve">Уверенность</w:t>
+            </w:r>
+          </w:p>
+        </w:tc>
+      </w:tr>
+      <w:tr>
+        <w:tc>
+          <w:tcPr>
+            <w:tcW w:type="dxa" w:w="3212"/>
+          </w:tcPr>
+          <w:p>
+            <w:r>
+              <w:t xml:space="preserve">Ценностное предложение</w:t>
+            </w:r>
+          </w:p>
+        </w:tc>
+        <w:tc>
+          <w:tcPr>
+            <w:tcW w:type="dxa" w:w="3212"/>
+          </w:tcPr>
+          <w:p>
+            <w:r>
+              <w:t xml:space="preserve">«Professional diagramming without the enterprise price tag or privacy compromises» + «No account required. No credit card» (дословные цитаты с drawio.com, снято 2026-09-23)</w:t>
+            </w:r>
+          </w:p>
+        </w:tc>
+        <w:tc>
+          <w:tcPr>
+            <w:tcW w:type="dxa" w:w="3212"/>
+          </w:tcPr>
+          <w:p>
+            <w:r>
+              <w:t xml:space="preserve">высокая</w:t>
+            </w:r>
+          </w:p>
+        </w:tc>
+      </w:tr>
+      <w:tr>
+        <w:tc>
+          <w:tcPr>
+            <w:tcW w:type="dxa" w:w="3212"/>
+          </w:tcPr>
+          <w:p>
+            <w:r>
+              <w:t xml:space="preserve">Клиентские сегменты</w:t>
+            </w:r>
+          </w:p>
+        </w:tc>
+        <w:tc>
+          <w:tcPr>
+            <w:tcW w:type="dxa" w:w="3212"/>
+          </w:tcPr>
+          <w:p>
+            <w:r>
+              <w:t xml:space="preserve">Широкий: от индивидуальных пользователей без регистрации до команд, работающих через нативные интеграции</w:t>
+            </w:r>
+          </w:p>
+        </w:tc>
+        <w:tc>
+          <w:tcPr>
+            <w:tcW w:type="dxa" w:w="3212"/>
+          </w:tcPr>
+          <w:p>
+            <w:r>
+              <w:t xml:space="preserve">высокая</w:t>
+            </w:r>
+          </w:p>
+        </w:tc>
+      </w:tr>
+      <w:tr>
+        <w:tc>
+          <w:tcPr>
+            <w:tcW w:type="dxa" w:w="3212"/>
+          </w:tcPr>
+          <w:p>
+            <w:r>
+              <w:t xml:space="preserve">Каналы</w:t>
+            </w:r>
+          </w:p>
+        </w:tc>
+        <w:tc>
+          <w:tcPr>
+            <w:tcW w:type="dxa" w:w="3212"/>
+          </w:tcPr>
+          <w:p>
+            <w:r>
+              <w:t xml:space="preserve">Прямой веб-доступ (app.diagrams.net), интеграции как канал дистрибуции: Google Drive/Docs/Slides, Microsoft SharePoint/OneDrive/Teams, Atlassian Confluence/Jira, GitHub, VS Code, Notion</w:t>
+            </w:r>
+          </w:p>
+        </w:tc>
+        <w:tc>
+          <w:tcPr>
+            <w:tcW w:type="dxa" w:w="3212"/>
+          </w:tcPr>
+          <w:p>
+            <w:r>
+              <w:t xml:space="preserve">высокая</w:t>
+            </w:r>
+          </w:p>
+        </w:tc>
+      </w:tr>
+      <w:tr>
+        <w:tc>
+          <w:tcPr>
+            <w:tcW w:type="dxa" w:w="3212"/>
+          </w:tcPr>
+          <w:p>
+            <w:r>
+              <w:t xml:space="preserve">Модель доходов</w:t>
+            </w:r>
+          </w:p>
+        </w:tc>
+        <w:tc>
+          <w:tcPr>
+            <w:tcW w:type="dxa" w:w="3212"/>
+          </w:tcPr>
+          <w:p>
+            <w:r>
+              <w:t xml:space="preserve">«No artificial scarcity, no Enterprise tier for SSO» — полностью open source (Apache 2.0), без выделенного платного тарифа самого редактора; компания описывает себя как «Not VC-funded»</w:t>
+            </w:r>
+          </w:p>
+        </w:tc>
+        <w:tc>
+          <w:tcPr>
+            <w:tcW w:type="dxa" w:w="3212"/>
+          </w:tcPr>
+          <w:p>
+            <w:r>
+              <w:t xml:space="preserve">высокая</w:t>
+            </w:r>
+          </w:p>
+        </w:tc>
+      </w:tr>
+      <w:tr>
+        <w:tc>
+          <w:tcPr>
+            <w:tcW w:type="dxa" w:w="3212"/>
+          </w:tcPr>
+          <w:p>
+            <w:r>
+              <w:t xml:space="preserve">Ключевые ресурсы</w:t>
+            </w:r>
+          </w:p>
+        </w:tc>
+        <w:tc>
+          <w:tcPr>
+            <w:tcW w:type="dxa" w:w="3212"/>
+          </w:tcPr>
+          <w:p>
+            <w:r>
+              <w:t xml:space="preserve">20-летняя история (с 2005), полная обратная совместимость файлов, официально заявлено «100M+ users worldwide»</w:t>
+            </w:r>
+          </w:p>
+        </w:tc>
+        <w:tc>
+          <w:tcPr>
+            <w:tcW w:type="dxa" w:w="3212"/>
+          </w:tcPr>
+          <w:p>
+            <w:r>
+              <w:t xml:space="preserve">средняя (цифра пользователей — заявление самой компании, независимо не проверялась)</w:t>
+            </w:r>
+          </w:p>
+        </w:tc>
+      </w:tr>
+      <w:tr>
+        <w:tc>
+          <w:tcPr>
+            <w:tcW w:type="dxa" w:w="3212"/>
+          </w:tcPr>
+          <w:p>
+            <w:r>
+              <w:t xml:space="preserve">Партнёрства/экосистема</w:t>
+            </w:r>
+          </w:p>
+        </w:tc>
+        <w:tc>
+          <w:tcPr>
+            <w:tcW w:type="dxa" w:w="3212"/>
+          </w:tcPr>
+          <w:p>
+            <w:r>
+              <w:t xml:space="preserve">Официальные плагины для Atlassian Marketplace (Confluence/Jira), встраивание диаграмм через </w:t>
+            </w:r>
+            <w:r>
+              <w:rPr>
+                <w:rFonts w:ascii="Consolas" w:cs="Consolas" w:eastAsia="Consolas" w:hAnsi="Consolas"/>
+              </w:rPr>
+              <w:t xml:space="preserve">&lt;iframe&gt;</w:t>
+            </w:r>
+            <w:r>
+              <w:t xml:space="preserve"> для разработчиков</w:t>
+            </w:r>
+          </w:p>
+        </w:tc>
+        <w:tc>
+          <w:tcPr>
+            <w:tcW w:type="dxa" w:w="3212"/>
+          </w:tcPr>
+          <w:p>
+            <w:r>
+              <w:t xml:space="preserve">высокая</w:t>
+            </w:r>
+          </w:p>
+        </w:tc>
+      </w:tr>
+      <w:tr>
+        <w:tc>
+          <w:tcPr>
+            <w:tcW w:type="dxa" w:w="3212"/>
+          </w:tcPr>
+          <w:p>
+            <w:r>
+              <w:t xml:space="preserve">Ограничение анализа</w:t>
+            </w:r>
+          </w:p>
+        </w:tc>
+        <w:tc>
+          <w:tcPr>
+            <w:tcW w:type="dxa" w:w="3212"/>
+          </w:tcPr>
+          <w:p>
+            <w:r>
+              <w:t xml:space="preserve">Нет доступа к методологии подсчёта «100M+ users» — цифра приводится как маркетинговое заявление, не как проверяемая метрика</w:t>
             </w:r>
           </w:p>
         </w:tc>

--- a/labs/lab5-competitors/ЛР5_Конкуренты_DiagramCode.docx
+++ b/labs/lab5-competitors/ЛР5_Конкуренты_DiagramCode.docx
@@ -4626,7 +4626,7 @@
         <w:spacing w:after="80"/>
       </w:pPr>
       <w:r>
-        <w:t xml:space="preserve">Для 3 из 7 прямых/близких конкурентов не собраны данные SimilarWeb (лимит бесплatного доступа исчерпан после 2 доменов — см. ЛР2-3), поэтому индекс концентрации рынка (CR3/CR5) по всей выборке не может быть посчитан.</w:t>
+        <w:t xml:space="preserve">Реальные данные SimilarWeb собраны по 4 из 9 конкурентов (PlantUML, MermaidChart, Eraser.io, draw.io/app.diagrams.net — см. ЛР2-3, снято 2026-09-17 и 2026-09-23); для D2 повторная попытка снова упёрлась в лимит бесплатного тарифа, для Lucidchart/Visio/AI-ассистентов данные не запрашивались. Поэтому полноценный индекс концентрации рынка (CR3/CR5) по всей выборке из 9 конкурентов по-прежнему не может быть посчитан — только CR-4 по 4 измеренным доменам (см. ЛР4, раздел 4), который не эквивалентен полной картине.</w:t>
       </w:r>
     </w:p>
     <w:p>
